--- a/중국어_대화문/3부_docx/3부_04화_칭허현으로.docx
+++ b/중국어_대화문/3부_docx/3부_04화_칭허현으로.docx
@@ -18,7 +18,7 @@
         <w:t>등장인물:</w:t>
       </w:r>
       <w:r>
-        <w:t xml:space="preserve"> 선즈위안 沈知远(30세, 예비당원, 성 전문인력 파견 시험 대상자 → 칭허현 부현장 파견) / 팡 처장 方处长(40대, 북원성위 조직부 간부처 처장) / 선궈칭 沈国庆(62세, 옛 二化 퇴직 정비공, 선즈위안의 아버지) / 저우슈란 周秀兰(59세, 선즈위안의 어머니) / 간화이구 甘怀谷(77세, 은퇴한 개혁파 원로 간부) / 메이뤄란 梅若兰(60대 후반, 전 변호사협회 비서장) / 리위퉁 李雨桐(25세, 전 명등 자원활동가, 선즈위안 곁에 남은 사람) / 돤 서기 段书记(50대, 칭허현 현위서기) / 궁 비서 龚秘书(20대 후반, 현정부 판공실 직원) / 자 국장 贾局长(50대, 칭허현 재정국장) / 라오바이 老白(50대 후반, 재정국 회계) / 라오겅 老耿(60대, 짓다 만 단지의 야간 경비, 전직 마을 대용교사(民办教师))</w:t>
+        <w:t xml:space="preserve"> 선즈위안 沈知远(30세, 예비당원, 성 전문인력 파견 시험 대상자 → 칭허현 부현장 파견) / 팡 처장 方处长(40대, 북원성위 조직부 간부처 처장) / 선궈칭 沈国庆(62세, 옛 二化 퇴직 정비공, 선즈위안의 아버지) / 저우슈란 周秀兰(59세, 선즈위안의 어머니) / 간화이구 甘怀谷(77세, 은퇴한 개혁파 원로 간부) / 메이뤄란 梅若兰(60대 후반, 전 변호사협회 비서장) / 리위퉁 李雨桐(25세, 전 명등 자원활동가, 선즈위안 곁에 남은 사람) / 돤 서기 段书记(본명 段立新, 50대, 칭허현 현위서기) / 궁 비서 龚秘书(20대 후반, 현정부 판공실 직원) / 자 국장 贾局长(50대, 칭허현 재정국장) / 라오바이 老白(50대 후반, 재정국 회계) / 라오겅 老耿(60대, 짓다 만 단지의 야간 경비, 전직 마을 대용교사(民办教师))</w:t>
       </w:r>
     </w:p>
     <w:p>
